--- a/CSDS/A/CSDS-A-A9/10.SCOPE & LIMITATIONS.docx
+++ b/CSDS/A/CSDS-A-A9/10.SCOPE & LIMITATIONS.docx
@@ -486,7 +486,7 @@
         <w:t xml:space="preserve">A verification stack: reference recomputation, loss-based </w:t>
       </w:r>
       <w:r>
-        <w:t>membership-inference AUC before and after, public-set perplexity and next-character accuracy, and a utility-retention percentage.</w:t>
+        <w:t>membership-inference AUC before and after, public-set perplexity and next-character accuracy, and a utility-retention percentage; and a hash-chained, append-only audit ledger with an on-demand verifier and a downloadable JSON certificate.</w:t>
       </w:r>
     </w:p>
     <w:p>
@@ -494,7 +494,10 @@
         <w:pStyle w:val="ListBullet"/>
       </w:pPr>
       <w:r>
-        <w:t>A hash-chained, append-only audit ledger with an on-demand verifier, and a downloadable JSON certificate.</w:t>
+        <w:t xml:space="preserve">A localhost JSON </w:t>
+      </w:r>
+      <w:r>
+        <w:t>API (nine routes), a React web interface with a landing page and five screens, the original single-page interface, a Tkinter desktop interface and a command-line demonstration.</w:t>
       </w:r>
     </w:p>
     <w:p>
@@ -502,20 +505,20 @@
         <w:pStyle w:val="ListBullet"/>
       </w:pPr>
       <w:r>
-        <w:t>A localhost JSON API</w:t>
+        <w:t>Measurement on synthetic data at three scales: the product's 25-sentence corpus</w:t>
       </w:r>
       <w:r>
-        <w:t xml:space="preserve"> (nine routes) in </w:t>
+        <w:t>, a generated corpus of up to 4,000 clients, and a neural study in which 8 clients fine-tune low-rank adapters of a 137,151-parameter recurrent network (</w:t>
       </w:r>
       <w:r>
         <w:rPr>
           <w:rFonts w:ascii="Courier New" w:eastAsia="Courier New" w:hAnsi="Courier New" w:cs="Courier New"/>
           <w:sz w:val="21"/>
         </w:rPr>
-        <w:t>certified_unlearning/web.py</w:t>
+        <w:t>scripts/run_*.py</w:t>
       </w:r>
       <w:r>
-        <w:t>, a React web interface with a landing page and five screens, the original single-page interface, a Tkinter desktop interface and a command-line demonstration.</w:t>
+        <w:t>).</w:t>
       </w:r>
     </w:p>
     <w:p>
@@ -523,10 +526,10 @@
         <w:pStyle w:val="ListBullet"/>
       </w:pPr>
       <w:r>
-        <w:t>An automated test suite (5 unit tests, 14 end-to-en</w:t>
+        <w:t>Testing: 5 unit tests, 14 smoke checks, a load and concurrency test, 58 security pro</w:t>
       </w:r>
       <w:r>
-        <w:t>d smoke checks) and a measurement suite that produces every number reported here.</w:t>
+        <w:t>bes and 20 scripted synthetic-user acceptance journeys.</w:t>
       </w:r>
     </w:p>
     <w:p>
@@ -534,10 +537,11 @@
         <w:rPr>
           <w:b/>
         </w:rPr>
+        <w:lastRenderedPageBreak/>
         <w:t>Out of scope.</w:t>
       </w:r>
       <w:r>
-        <w:t xml:space="preserve"> The following are deliberately not attempted, and the report does not claim them:</w:t>
+        <w:t xml:space="preserve"> The report does not claim:</w:t>
       </w:r>
     </w:p>
     <w:p>
@@ -545,11 +549,7 @@
         <w:pStyle w:val="ListBullet"/>
       </w:pPr>
       <w:r>
-        <w:lastRenderedPageBreak/>
-        <w:t>Fine-tuning or unlearning in a real pre-trained LLM, in a deep-learning framew</w:t>
-      </w:r>
-      <w:r>
-        <w:t>ork, on a GPU, or with a federated-learning library.</w:t>
+        <w:t>Pre-trained billion-parameter LLMs, GPU training and federated-learning libraries; the neural study stays on a CPU workstation.</w:t>
       </w:r>
     </w:p>
     <w:p>
@@ -557,7 +557,10 @@
         <w:pStyle w:val="ListBullet"/>
       </w:pPr>
       <w:r>
-        <w:t>Sample-level or class-level unlearning (only whole-client removal is implemented).</w:t>
+        <w:t>Sample-level or class-level unl</w:t>
+      </w:r>
+      <w:r>
+        <w:t>earning (only whole-client removal is implemented) and multi-round federated averaging (one aggregation round).</w:t>
       </w:r>
     </w:p>
     <w:p>
@@ -565,18 +568,10 @@
         <w:pStyle w:val="ListBullet"/>
       </w:pPr>
       <w:r>
-        <w:t>Multi-round federated averaging in which later updates depend on earlier global models; the demonstrator aggregates once</w:t>
+        <w:t>A privacy accountant for repeated releases, secure aggregation, authenticated or encrypted storage of the tracked updates, and signed audit reco</w:t>
       </w:r>
       <w:r>
-        <w:t>.</w:t>
-      </w:r>
-    </w:p>
-    <w:p>
-      <w:pPr>
-        <w:pStyle w:val="ListBullet"/>
-      </w:pPr>
-      <w:r>
-        <w:t>A privacy accountant for repeated releases, secure aggregation, authenticated or encrypted storage of the tracked updates, and signed audit records.</w:t>
+        <w:t>rds.</w:t>
       </w:r>
     </w:p>
     <w:p>
@@ -592,10 +587,7 @@
         <w:pStyle w:val="ListBullet"/>
       </w:pPr>
       <w:r>
-        <w:t xml:space="preserve">Any legal </w:t>
-      </w:r>
-      <w:r>
-        <w:t>determination of compliance. The software demonstrates a mechanism; it is not a compliance product.</w:t>
+        <w:t>Any legal determination of compliance. The software demonstrates a mechanism; it is not a compliance product.</w:t>
       </w:r>
     </w:p>
     <w:p>
@@ -608,10 +600,10 @@
     </w:p>
     <w:p>
       <w:r>
-        <w:t>The two diagrams below show the boundary of ForgetSafe: what flows across it (context diagram) and who may do what inside it (use-case di</w:t>
+        <w:t>The two diagrams below show the</w:t>
       </w:r>
       <w:r>
-        <w:t>agram).</w:t>
+        <w:t xml:space="preserve"> boundary of ForgetSafe: what flows across it (context diagram) and who may do what inside it (use-case diagram).</w:t>
       </w:r>
     </w:p>
     <w:p>
@@ -671,13 +663,13 @@
     </w:p>
     <w:p>
       <w:r>
-        <w:t>At the highest level ForgetSafe is one process, drawn as the circle labelled 0, with three external entities. The operator (a person using the web interface, the desktop window or the command-line demo</w:t>
+        <w:t>At the highest level ForgetSafe is one process, drawn as the circle labelled 0, with three exte</w:t>
       </w:r>
       <w:r>
-        <w:t>nstration) sends session and train requests, the client id to remove and a seed text, and receives the session id, the metrics (epsilon, perplexity, accuracy), the certificate as JSON, sample text and error messages. The compliance auditor sends verificati</w:t>
+        <w:t>rnal entities. The operator (a person using the web interface, the desktop window or the command-line demonstration) sends session and train requests, the client id to remove and a seed text, and receives the session id, the metrics (epsilon, perplexity, a</w:t>
       </w:r>
       <w:r>
-        <w:t xml:space="preserve">on and certificate requests and receives the chain status, the ledger records and the certificate JSON. The built-in client corpus in </w:t>
+        <w:t xml:space="preserve">ccuracy), the certificate as JSON, sample text and error messages. The compliance auditor sends verification and certificate requests and receives the chain status, the ledger records and the certificate JSON. The built-in client corpus in </w:t>
       </w:r>
       <w:r>
         <w:rPr>
@@ -687,14 +679,17 @@
         <w:t>dataset.py</w:t>
       </w:r>
       <w:r>
-        <w:t xml:space="preserve"> (25 sentences) is the only data source and flows into the system. The note at the bottom states that every requ</w:t>
+        <w:t xml:space="preserve"> (25 s</w:t>
       </w:r>
       <w:r>
-        <w:t xml:space="preserve">est is an HTTP call to port 8109 or a direct engine </w:t>
+        <w:t xml:space="preserve">entences) is the only data source and flows into the system. The note at the bottom states that every request is an HTTP call to port 8109 or a direct engine </w:t>
       </w:r>
       <w:r>
         <w:lastRenderedPageBreak/>
-        <w:t>call from the desktop and command-line front doors; there is no database server, model hub or message queue.</w:t>
+        <w:t>call from the desktop and command-line front doors; there is no database server, model hub or mess</w:t>
+      </w:r>
+      <w:r>
+        <w:t>age queue.</w:t>
       </w:r>
     </w:p>
     <w:p>
@@ -754,13 +749,10 @@
     </w:p>
     <w:p>
       <w:r>
-        <w:t>Two actors use the system, which the frame labels as the React UI, t</w:t>
+        <w:t>Two actors use the system, which the frame labels as the React UI, the legacy UI and the desktop and command-line front doors. The operator starts a new session, trains the federated model, generates sample text, views</w:t>
       </w:r>
       <w:r>
-        <w:t>he legacy UI and the desktop and command-line front doors. The operator starts a new session, trains the federated model, generates sample text, views the dashboard and the client contributions, and requests the unlearning of a client. That last use case i</w:t>
-      </w:r>
-      <w:r>
-        <w:t xml:space="preserve">ncludes two others, drawn with dashed </w:t>
+        <w:t xml:space="preserve"> the dashboard and the client contributions, and requests the unlearning of a client. That last use case includes two others, drawn with dashed </w:t>
       </w:r>
       <w:r>
         <w:rPr>
@@ -770,13 +762,13 @@
         <w:t>include</w:t>
       </w:r>
       <w:r>
-        <w:t xml:space="preserve"> arrows: running the verification checks (attack, reference, utility) and appending an audit record for both training and unlearning events. The compliance auditor browses the audit ledger and verifies the hash </w:t>
+        <w:t xml:space="preserve"> arrows: running the verification checks (attack, reference, utility) and appending an audit record for b</w:t>
       </w:r>
       <w:r>
-        <w:t>chain. Viewing a verification certificate and downloading it as JSON are shared by both actors. A note on the diagram records that the desktop and command-line interfaces expose the same use cases to the operator and that the auditor needs only read access</w:t>
+        <w:t>oth training and unlearning events. The compliance auditor browses the audit ledger and verifies the hash chain. Viewing a verification certificate and downloading it as JSON are shared by both actors. A note on the diagram records that the desktop and com</w:t>
       </w:r>
       <w:r>
-        <w:t xml:space="preserve"> (</w:t>
+        <w:t>mand-line interfaces expose the same use cases to the operator and that the auditor needs only read access (</w:t>
       </w:r>
       <w:r>
         <w:rPr>
@@ -806,7 +798,10 @@
         <w:t>/api/state</w:t>
       </w:r>
       <w:r>
-        <w:t>). The diagram contains no login or role use case because the application has no authentication; that absence is recorded as a limitation of the system.</w:t>
+        <w:t>). The diagram contains no login or role use case because the applicati</w:t>
+      </w:r>
+      <w:r>
+        <w:t>on has no authentication; that absence is recorded as a limitation of the system.</w:t>
       </w:r>
     </w:p>
     <w:p>
@@ -814,15 +809,15 @@
         <w:pStyle w:val="Heading2"/>
       </w:pPr>
       <w:r>
-        <w:t>3  Limitations and Assum</w:t>
-      </w:r>
-      <w:r>
-        <w:t>ptions</w:t>
+        <w:t>3  Boundaries and Assumptions</w:t>
       </w:r>
     </w:p>
     <w:p>
       <w:r>
-        <w:t>The limitations are summarised here and treated in detail in Chapters 7 and 8 and in the scope-and-limitations document.</w:t>
+        <w:t>The boundaries of the work are stated once here, each with the evidence that fixes it; Chapters 7 and 8 give the measurements and the scope-and-</w:t>
+      </w:r>
+      <w:r>
+        <w:t>limitations document repeats them.</w:t>
       </w:r>
     </w:p>
     <w:p>
@@ -834,13 +829,13 @@
           <w:b/>
         </w:rPr>
         <w:lastRenderedPageBreak/>
-        <w:t>Proxy model.</w:t>
+        <w:t>Scale.</w:t>
       </w:r>
       <w:r>
-        <w:t xml:space="preserve"> The model is a character-bigram language model with 1,089 parameters. Its parameter vector plays the role of an ada</w:t>
+        <w:t xml:space="preserve"> The product's model is a character-bigram model with 1,089 parameters; the neural study uses a frozen 137,151-parameter GRU with 8 synthetic clients and one aggregation round, on one CPU workstation. Exact subtract</w:t>
       </w:r>
       <w:r>
-        <w:t>pter update; conclusions about exact subtraction do not carry over to multi-round, non-linear LLM training.</w:t>
+        <w:t>ion relies on an aggregate that is a sum of stored updates; multi-round, non-linear LLM training would not have that property.</w:t>
       </w:r>
     </w:p>
     <w:p>
@@ -851,13 +846,13 @@
         <w:rPr>
           <w:b/>
         </w:rPr>
-        <w:t>Tiny synthetic corpus.</w:t>
+        <w:t>Data.</w:t>
       </w:r>
       <w:r>
-        <w:t xml:space="preserve"> Twenty-five hand-written training sentences, five public evaluation sentences and five non-member sentences. The membership-i</w:t>
+        <w:t xml:space="preserve"> All data are synthetic: the product's 25 hand-written sentences (membership AUC resolves 0.04), a seeded-grammar corpus of </w:t>
       </w:r>
       <w:r>
-        <w:t>nference AUC resolves differences of 0.04 only, and no train/test split of an external dataset exists.</w:t>
+        <w:t>200 training and 200 held-out sentences per client, and the neural study's template language. No real-world corpus is used, and no result is presented as one.</w:t>
       </w:r>
     </w:p>
     <w:p>
@@ -868,13 +863,13 @@
         <w:rPr>
           <w:b/>
         </w:rPr>
-        <w:t>Noise dominance at the default setting.</w:t>
+        <w:t>Noise at the default setting.</w:t>
       </w:r>
       <w:r>
-        <w:t xml:space="preserve"> With noise multiplier 3 the model reaches perplexity 130 on the baseline seed (142 +/- 28 over 50 seeds) and abou</w:t>
+        <w:t xml:space="preserve"> With noise multiplier 3 the model reaches perplexity 130 on the bas</w:t>
       </w:r>
       <w:r>
-        <w:t>t 4 % next-character accuracy; the membership attack is at chance before unlearning (AUC 0.52 +/- 0.22).</w:t>
+        <w:t>eline seed (142 +/- 28 over 50 seeds) and about 4 % next-character accuracy; the membership attack is at chance before unlearning (AUC 0.52 +/- 0.22). Larger federations dilute the noise (useful from 1,000 clients at epsilon below 1).</w:t>
       </w:r>
     </w:p>
     <w:p>
@@ -885,13 +880,19 @@
         <w:rPr>
           <w:b/>
         </w:rPr>
-        <w:t>Epsilon range.</w:t>
+        <w:t xml:space="preserve">Epsilon range, noise </w:t>
       </w:r>
       <w:r>
-        <w:t xml:space="preserve"> The reported epsilon of 1.61 follows the classical Gaussian-mechanism formula, which is formally valid only for epsilon below 1, that is</w:t>
+        <w:rPr>
+          <w:b/>
+        </w:rPr>
+        <w:t>reuse, accounting.</w:t>
       </w:r>
       <w:r>
-        <w:t xml:space="preserve"> for a noise multiplier above 4.84.</w:t>
+        <w:t xml:space="preserve"> The reported epsilon of 1.61 follows the classical Gaussian-mechanism formula, valid only for epsilon below 1 (noise multiplier above 4.84). The same noise vector is kept after unlearning and the certificate repeats the training-time eps</w:t>
+      </w:r>
+      <w:r>
+        <w:t>ilon; there is no privacy accountant.</w:t>
       </w:r>
     </w:p>
     <w:p>
@@ -902,10 +903,13 @@
         <w:rPr>
           <w:b/>
         </w:rPr>
-        <w:t>Noise reuse and accounting.</w:t>
+        <w:t>Certificate and ledger.</w:t>
       </w:r>
       <w:r>
-        <w:t xml:space="preserve"> The same noise vector is kept after unlearning, and there is no privacy accountant; the certificate repeats the training-time epsilon.</w:t>
+        <w:t xml:space="preserve"> The reference model is rebuilt from the same stored updates and noise, so a distance near 1e-14 is expected by construction; the fresh-noise comparison supplies the independent evidence. The led</w:t>
+      </w:r>
+      <w:r>
+        <w:t>ger is tamper-evident, not tamper-proof: it carries no signature or external anchor.</w:t>
       </w:r>
     </w:p>
     <w:p>
@@ -916,49 +920,21 @@
         <w:rPr>
           <w:b/>
         </w:rPr>
-        <w:t>Identity-style certificate.</w:t>
+        <w:t>Service.</w:t>
       </w:r>
       <w:r>
-        <w:t xml:space="preserve"> The reference model is rebuil</w:t>
+        <w:t xml:space="preserve"> One shared engine and no authentication; the security probes (8 defects, 15 noteworthy behaviours) rank the repairs in Chapter 10. Acceptance was exercised by scr</w:t>
       </w:r>
       <w:r>
-        <w:t>t from the same stored updates and noise, so a distance near 1e-14 is expected by construction.</w:t>
-      </w:r>
-    </w:p>
-    <w:p>
-      <w:pPr>
-        <w:pStyle w:val="ListBullet"/>
-      </w:pPr>
-      <w:r>
-        <w:rPr>
-          <w:b/>
-        </w:rPr>
-        <w:t>Tamper evidence, not tamper-proofing.</w:t>
-      </w:r>
-      <w:r>
-        <w:t xml:space="preserve"> The ledger carries no signature or external anchor.</w:t>
-      </w:r>
-    </w:p>
-    <w:p>
-      <w:pPr>
-        <w:pStyle w:val="ListBullet"/>
-      </w:pPr>
-      <w:r>
-        <w:rPr>
-          <w:b/>
-        </w:rPr>
-        <w:t>Single shared engine, no authentication.</w:t>
-      </w:r>
-      <w:r>
-        <w:t xml:space="preserve"> Every caller of the API acts on one global session.</w:t>
+        <w:t>ipted synthetic users, not by human participants.</w:t>
       </w:r>
     </w:p>
     <w:p>
       <w:r>
-        <w:t>The assumptions are equally explicit: the coordinator is trusted to store the clipped updates and the noise honestly; clients are honest-but-curious rather than malicious; the aggregate is a one-shot sum</w:t>
+        <w:t>The assumptions are equally explicit: the coordinator is trusted to store the clipped updates and the noise honestly; clients are honest-but-curious rather than malicious; the aggregate is a one-shot sum ra</w:t>
       </w:r>
       <w:r>
-        <w:t xml:space="preserve"> rather than a multi-round average; and the evaluation texts are fixed and public.</w:t>
+        <w:t>ther than a multi-round average; and the evaluation texts are fixed and public.</w:t>
       </w:r>
     </w:p>
     <w:p>
@@ -971,6 +947,7 @@
         <w:rPr>
           <w:noProof/>
         </w:rPr>
+        <w:lastRenderedPageBreak/>
         <w:drawing>
           <wp:inline distT="0" distB="0" distL="0" distR="0">
             <wp:extent cx="4206240" cy="2530069"/>
@@ -1021,7 +998,6 @@
         <w:pStyle w:val="Heading2"/>
       </w:pPr>
       <w:r>
-        <w:lastRenderedPageBreak/>
         <w:t xml:space="preserve">4  Advantages and </w:t>
       </w:r>
       <w:r>
@@ -1184,7 +1160,7 @@
               <w:rPr>
                 <w:sz w:val="20"/>
               </w:rPr>
-              <w:t>Standard-library back end; 5 unit tests and 14 smoke checks pass; millisecond latencies</w:t>
+              <w:t>Standard-library back end; 5 unit tests and 14 smoke checks pass; neural adapter study in 234 s on the CPU</w:t>
             </w:r>
           </w:p>
         </w:tc>
@@ -1201,13 +1177,13 @@
               <w:rPr>
                 <w:sz w:val="20"/>
               </w:rPr>
-              <w:t xml:space="preserve">No real LLM, no GPU; certificate meaning </w:t>
+              <w:t>Scale: pre-trained bil</w:t>
             </w:r>
             <w:r>
               <w:rPr>
                 <w:sz w:val="20"/>
               </w:rPr>
-              <w:t>limited</w:t>
+              <w:t>lion-parameter LLMs are outside the hardware</w:t>
             </w:r>
           </w:p>
         </w:tc>
@@ -1338,7 +1314,13 @@
               <w:rPr>
                 <w:sz w:val="20"/>
               </w:rPr>
-              <w:t>Four-step workflow, confirmations, one-command start</w:t>
+              <w:t xml:space="preserve">Four-step workflow, </w:t>
+            </w:r>
+            <w:r>
+              <w:rPr>
+                <w:sz w:val="20"/>
+              </w:rPr>
+              <w:t>confirmations, one-command start</w:t>
             </w:r>
           </w:p>
         </w:tc>
@@ -1355,13 +1337,7 @@
               <w:rPr>
                 <w:sz w:val="20"/>
               </w:rPr>
-              <w:t xml:space="preserve">No </w:t>
-            </w:r>
-            <w:r>
-              <w:rPr>
-                <w:sz w:val="20"/>
-              </w:rPr>
-              <w:t>authentication, one shared session, model not persisted</w:t>
+              <w:t>No authentication, one shared session, model not persisted</w:t>
             </w:r>
           </w:p>
         </w:tc>
@@ -1418,7 +1394,7 @@
               <w:rPr>
                 <w:sz w:val="20"/>
               </w:rPr>
-              <w:t>Small code base and fast tests</w:t>
+              <w:t>Small code base and fast tests; dated phases from git</w:t>
             </w:r>
           </w:p>
         </w:tc>
@@ -1435,7 +1411,7 @@
               <w:rPr>
                 <w:sz w:val="20"/>
               </w:rPr>
-              <w:t>Dates not recorded; a real-LLM version would need much longer</w:t>
+              <w:t>A pre-trained-LLM version would need much longer</w:t>
             </w:r>
           </w:p>
         </w:tc>
@@ -1448,23 +1424,20 @@
     </w:p>
     <w:p>
       <w:r>
-        <w:t>The advantages are low cost, transparency (every number can be reproduce</w:t>
-      </w:r>
-      <w:r>
-        <w:t xml:space="preserve">d by </w:t>
+        <w:t xml:space="preserve">The advantages are low cost, transparency (every number can be reproduced by the scripts in </w:t>
       </w:r>
       <w:r>
         <w:rPr>
           <w:rFonts w:ascii="Courier New" w:eastAsia="Courier New" w:hAnsi="Courier New" w:cs="Courier New"/>
           <w:sz w:val="21"/>
         </w:rPr>
-        <w:t>scripts/run_experiments.py</w:t>
+        <w:t>scripts/</w:t>
       </w:r>
       <w:r>
-        <w:t>) and an architecture that separates the model from the verification and audit logic. The constraints are the proxy model, the lack of access control and the limits of the evidence, all of which are repeated as limitations in</w:t>
+        <w:t>) and an architecture that separates the model from the verification and audit logic. The constraints are the scale of the models, the lack of access contro</w:t>
       </w:r>
       <w:r>
-        <w:t xml:space="preserve"> the scope document and Chapter 9.</w:t>
+        <w:t>l and the conditions under which the evidence is informative, which are stated once in the scope document and Chapter 9.</w:t>
       </w:r>
     </w:p>
     <w:p>
@@ -1472,12 +1445,12 @@
         <w:pStyle w:val="Heading2"/>
       </w:pPr>
       <w:r>
-        <w:t>5  Limits of the Testing Done</w:t>
+        <w:t>5  Scope Boundaries of the Testing</w:t>
       </w:r>
     </w:p>
     <w:p>
       <w:r>
-        <w:t>The testing reported in this chapter is real, repeatable and honest about its scope, and the following limits apply to every conclusion drawn from it.</w:t>
+        <w:t>The tests are real and repeatable; four boundaries define what their results cover.</w:t>
       </w:r>
     </w:p>
     <w:p>
@@ -1488,13 +1461,13 @@
         <w:rPr>
           <w:b/>
         </w:rPr>
-        <w:t>The system under test is a proxy.</w:t>
+        <w:t>Scale.</w:t>
       </w:r>
       <w:r>
-        <w:t xml:space="preserve"> Passing tests show that clipping, noisy aggregation, subtraction, the reference recomputation, the attack, the certificate and the ledger work as coded on 1,089 bigram parameters. They say nothing about LoRA adapters, a transformer or a real client popula</w:t>
+        <w:t xml:space="preserve"> The unit and smoke tests run the 1,089-parameter bigram product; the synthetic-corpus study (up to 4,000 synthetic clients) and the neural adapter study (a 137,151-parameter GRU, eight synthetic clients, one aggregation round) extend the checks, but nothi</w:t>
       </w:r>
       <w:r>
-        <w:t>tion.</w:t>
+        <w:t>ng here is a billion-parameter language model.</w:t>
       </w:r>
     </w:p>
     <w:p>
@@ -1505,57 +1478,10 @@
         <w:rPr>
           <w:b/>
         </w:rPr>
-        <w:t>Fixed seeds and one corpus.</w:t>
+        <w:t>Data.</w:t>
       </w:r>
       <w:r>
-        <w:t xml:space="preserve"> Unit and smoke tests use seed 2026 and the five built-in clients (25 sentences). The 50-seed and sweep studies vary the noise seed but not the data; no other corpus was tried.</w:t>
-      </w:r>
-    </w:p>
-    <w:p>
-      <w:pPr>
-        <w:pStyle w:val="ListBullet"/>
-      </w:pPr>
-      <w:r>
-        <w:rPr>
-          <w:b/>
-        </w:rPr>
-        <w:t>The certification check cannot fail.</w:t>
-      </w:r>
-      <w:r>
-        <w:t xml:space="preserve"> Because t</w:t>
-      </w:r>
-      <w:r>
-        <w:t xml:space="preserve">he reference re-uses the stored noise and updates, </w:t>
-      </w:r>
-      <w:r>
-        <w:rPr>
-          <w:rFonts w:ascii="Courier New" w:eastAsia="Courier New" w:hAnsi="Courier New" w:cs="Courier New"/>
-          <w:sz w:val="21"/>
-        </w:rPr>
-        <w:t>reference_retrain_l2</w:t>
-      </w:r>
-      <w:r>
-        <w:t xml:space="preserve"> is zero up to floating-point error (largest value over 250 requests 3.25e-14); a test that cannot fail does not test forgetting. The retraining comparison with fresh noise is an experi</w:t>
-      </w:r>
-      <w:r>
-        <w:t>ment added by this project, not part of the shipped test suite.</w:t>
-      </w:r>
-    </w:p>
-    <w:p>
-      <w:pPr>
-        <w:pStyle w:val="ListBullet"/>
-      </w:pPr>
-      <w:r>
-        <w:rPr>
-          <w:b/>
-        </w:rPr>
-        <w:t>Weak statistical power of the attack.</w:t>
-      </w:r>
-      <w:r>
-        <w:t xml:space="preserve"> Five member and five non-member sentences give an AUC resolution of 0.04; at the default noise the attack is at chance even before unlearning, so it canno</w:t>
-      </w:r>
-      <w:r>
-        <w:t>t show that anything was removed.</w:t>
+        <w:t xml:space="preserve"> All test data are synthetic (seeded generators) or the product's own 25 sentences; the tests use fixed seeds, and the seed studies vary them.</w:t>
       </w:r>
     </w:p>
     <w:p>
@@ -1567,10 +1493,13 @@
           <w:b/>
         </w:rPr>
         <w:lastRenderedPageBreak/>
-        <w:t>No load, concurrency or soak testing.</w:t>
+        <w:t>Acceptance.</w:t>
       </w:r>
       <w:r>
-        <w:t xml:space="preserve"> One client at a time was used; the server shares one engine behind a lock, and concurrent operators were not tested.</w:t>
+        <w:t xml:space="preserve"> The acceptance result is from scripted synthetic </w:t>
+      </w:r>
+      <w:r>
+        <w:t>users, not human participants.</w:t>
       </w:r>
     </w:p>
     <w:p>
@@ -1581,13 +1510,26 @@
         <w:rPr>
           <w:b/>
         </w:rPr>
-        <w:t>No penetration test, no authentication test</w:t>
+        <w:t>Machine.</w:t>
       </w:r>
       <w:r>
-        <w:t xml:space="preserve"> (there is no authentica</w:t>
+        <w:t xml:space="preserve"> Every timing is from one CPU workstation under a quiet load, reported as medians and percentiles.</w:t>
+      </w:r>
+    </w:p>
+    <w:p>
+      <w:pPr>
+        <w:pStyle w:val="Heading2"/>
+      </w:pPr>
+      <w:r>
+        <w:t>6  Boundaries of the Results</w:t>
+      </w:r>
+    </w:p>
+    <w:p>
+      <w:r>
+        <w:t>Four boundaries define what the results of this chapter cover; each is stated with the ev</w:t>
       </w:r>
       <w:r>
-        <w:t>tion), and no accessibility audit.</w:t>
+        <w:t>idence that sets it.</w:t>
       </w:r>
     </w:p>
     <w:p>
@@ -1598,10 +1540,13 @@
         <w:rPr>
           <w:b/>
         </w:rPr>
-        <w:t>No real user testing</w:t>
+        <w:t>Scale.</w:t>
       </w:r>
       <w:r>
-        <w:t>, as stated under user acceptance testing.</w:t>
+        <w:t xml:space="preserve"> The product is a 1,089-parameter bigram model; the neural adapter study uses a 137,151-parameter GRU with 8 synthetic clients and one aggregation round, and the synthetic-corpus study up to 4,000 synthetic clients. No pretrained</w:t>
+      </w:r>
+      <w:r>
+        <w:t xml:space="preserve"> billion-parameter language model is used, and no claim is made about one.</w:t>
       </w:r>
     </w:p>
     <w:p>
@@ -1612,21 +1557,13 @@
         <w:rPr>
           <w:b/>
         </w:rPr>
-        <w:t>No code-coverage measurement</w:t>
+        <w:t>Data.</w:t>
       </w:r>
       <w:r>
-        <w:t xml:space="preserve"> was made; the five unit tests exercise the engine, ledger and two endpoints, and the remaining routes are covered by the smoke sc</w:t>
+        <w:t xml:space="preserve"> The product's 25 sentences and every other corpus are synthetic (seeded generators); membership AUC has a resolution of 0.04 at five sentences and 5e-5 at 200, with a standard</w:t>
       </w:r>
       <w:r>
-        <w:t>ript.</w:t>
-      </w:r>
-    </w:p>
-    <w:p>
-      <w:pPr>
-        <w:pStyle w:val="Heading2"/>
-      </w:pPr>
-      <w:r>
-        <w:t>6  Limitations of the Results</w:t>
+        <w:t xml:space="preserve"> deviation of 0.22 over the 250 default requests.</w:t>
       </w:r>
     </w:p>
     <w:p>
@@ -1637,10 +1574,10 @@
         <w:rPr>
           <w:b/>
         </w:rPr>
-        <w:t>A proxy, not a language model.</w:t>
+        <w:t>Acceptance.</w:t>
       </w:r>
       <w:r>
-        <w:t xml:space="preserve"> The results describe a character-bigram model with 1,089 parameters trained on 25 sentences. They do not transfer to LoRA adapters or to a transformer, and no LLM was fine-tuned.</w:t>
+        <w:t xml:space="preserve"> Interface acceptance is established by 20 scripted synthetic-user journeys, not by human participants.</w:t>
       </w:r>
     </w:p>
     <w:p>
@@ -1651,98 +1588,13 @@
         <w:rPr>
           <w:b/>
         </w:rPr>
-        <w:t>Synthetic,</w:t>
+        <w:t>Machine and baselines.</w:t>
       </w:r>
       <w:r>
-        <w:rPr>
-          <w:b/>
-        </w:rPr>
-        <w:t xml:space="preserve"> tiny corpus.</w:t>
+        <w:t xml:space="preserve"> All timings are medians from one CPU workstation (i5-12500, 15.7 GB,</w:t>
       </w:r>
       <w:r>
-        <w:t xml:space="preserve"> Five clients with five hand-written sentences each; five public evaluation and five non-member sentences. The membership AUC has a resolution of 0.04 and a large spread (standard deviation 0.22 over 250 requests).</w:t>
-      </w:r>
-    </w:p>
-    <w:p>
-      <w:pPr>
-        <w:pStyle w:val="ListBullet"/>
-      </w:pPr>
-      <w:r>
-        <w:rPr>
-          <w:b/>
-        </w:rPr>
-        <w:t>Utility metrics are weak.</w:t>
-      </w:r>
-      <w:r>
-        <w:t xml:space="preserve"> Pe</w:t>
-      </w:r>
-      <w:r>
-        <w:t>rplexity and next-character accuracy are computed on five sentences; accuracy moves in steps of 0.36 percentage points (one character in 275); retention is a ratio of two small numbers.</w:t>
-      </w:r>
-    </w:p>
-    <w:p>
-      <w:pPr>
-        <w:pStyle w:val="ListBullet"/>
-      </w:pPr>
-      <w:r>
-        <w:rPr>
-          <w:b/>
-        </w:rPr>
-        <w:t>Verification partly circular.</w:t>
-      </w:r>
-      <w:r>
-        <w:t xml:space="preserve"> The shipped reference check shares noise</w:t>
-      </w:r>
-      <w:r>
-        <w:t xml:space="preserve"> and updates with the unlearned model; the independent evidence comes from the added fresh-noise retraining experiment.</w:t>
-      </w:r>
-    </w:p>
-    <w:p>
-      <w:pPr>
-        <w:pStyle w:val="ListBullet"/>
-      </w:pPr>
-      <w:r>
-        <w:rPr>
-          <w:b/>
-        </w:rPr>
-        <w:t>One machine, one run of timing.</w:t>
-      </w:r>
-      <w:r>
-        <w:t xml:space="preserve"> Latency and scaling figures were measured once on one machine; medians are reported, but run-to-run vari</w:t>
-      </w:r>
-      <w:r>
-        <w:t>ation was not studied.</w:t>
-      </w:r>
-    </w:p>
-    <w:p>
-      <w:pPr>
-        <w:pStyle w:val="ListBullet"/>
-      </w:pPr>
-      <w:r>
-        <w:rPr>
-          <w:b/>
-        </w:rPr>
-        <w:t>No comparison with other unlearning algorithms.</w:t>
-      </w:r>
-      <w:r>
-        <w:t xml:space="preserve"> Gradient ascent, SISA-style sharding, pruning [2] and primal-dual methods [4] were not implemented, so no performance ranking is possible.</w:t>
-      </w:r>
-    </w:p>
-    <w:p>
-      <w:pPr>
-        <w:pStyle w:val="ListBullet"/>
-      </w:pPr>
-      <w:r>
-        <w:rPr>
-          <w:b/>
-        </w:rPr>
-        <w:t>Differential privacy is single-release.</w:t>
-      </w:r>
-      <w:r>
-        <w:t xml:space="preserve"> The bo</w:t>
-      </w:r>
-      <w:r>
-        <w:t>und is the classical one-shot Gaussian one, used outside its proven ε &lt; 1 range at the default; no composition across sessions, releases or removals is tracked.</w:t>
+        <w:t xml:space="preserve"> no GPU); the only comparison algorithm is retraining. Gradient ascent, SISA sharding, pruning [2] and primal-dual methods [4] are compared with in the literature table, not implemented.</w:t>
       </w:r>
     </w:p>
     <w:sectPr>
@@ -1861,15 +1713,7 @@
         <w:color w:val="555555"/>
         <w:sz w:val="18"/>
       </w:rPr>
-      <w:t>ForgetSafe - Scope And Li</w:t>
-    </w:r>
-    <w:r>
-      <w:rPr>
-        <w:i/>
-        <w:color w:val="555555"/>
-        <w:sz w:val="18"/>
-      </w:rPr>
-      <w:t>mitations</w:t>
+      <w:t>ForgetSafe - Scope And Limitations</w:t>
     </w:r>
   </w:p>
 </w:hdr>
@@ -13527,7 +13371,7 @@
     <w:uiPriority w:val="39"/>
     <w:semiHidden/>
     <w:unhideWhenUsed/>
-    <w:rsid w:val="00742D96"/>
+    <w:rsid w:val="006D7B8F"/>
     <w:pPr>
       <w:spacing w:after="20" w:line="240" w:lineRule="auto"/>
     </w:pPr>
@@ -13543,7 +13387,7 @@
     <w:uiPriority w:val="39"/>
     <w:semiHidden/>
     <w:unhideWhenUsed/>
-    <w:rsid w:val="00742D96"/>
+    <w:rsid w:val="006D7B8F"/>
     <w:pPr>
       <w:spacing w:after="20" w:line="240" w:lineRule="auto"/>
       <w:ind w:left="240"/>
@@ -13559,7 +13403,7 @@
     <w:uiPriority w:val="99"/>
     <w:semiHidden/>
     <w:unhideWhenUsed/>
-    <w:rsid w:val="00742D96"/>
+    <w:rsid w:val="006D7B8F"/>
     <w:pPr>
       <w:spacing w:after="20" w:line="240" w:lineRule="auto"/>
     </w:pPr>
@@ -13895,7 +13739,7 @@
 </file>
 
 <file path=customXml/itemProps1.xml><?xml version="1.0" encoding="utf-8"?>
-<ds:datastoreItem xmlns:ds="http://schemas.openxmlformats.org/officeDocument/2006/customXml" ds:itemID="{5A55FA39-1C32-4FB6-86CA-8AB7E9668240}">
+<ds:datastoreItem xmlns:ds="http://schemas.openxmlformats.org/officeDocument/2006/customXml" ds:itemID="{7EA0AF69-7634-4FCB-B947-EC2B618449A0}">
   <ds:schemaRefs>
     <ds:schemaRef ds:uri="http://schemas.openxmlformats.org/officeDocument/2006/bibliography"/>
   </ds:schemaRefs>
